--- a/manuscript/JMM-MANUSCRIPT-SUBMISSION-CANDIDATE.docx
+++ b/manuscript/JMM-MANUSCRIPT-SUBMISSION-CANDIDATE.docx
@@ -213,7 +213,7 @@
           <w:rFonts w:ascii="Times New Roman" w:hAnsi="Times New Roman"/>
           <w:sz w:val="20"/>
         </w:rPr>
-        <w:t>The project uses versioned Python scripts, CSV tables, configuration files, and deterministic SVG renderers. The verification script checks denominators, outcome classes, pose-table consistency, and SHA-256 manifests. An independent direct DUD-E rerun was byte-identical to the frozen result table. Independent reference-pose campaigns were byte-identical to their frozen pose tables. The full mmCIF rerun agreed for 101/102 targets; DPP4/2I78 differed because a frozen 300-s timeout later completed successfully. Three predeclared follow-up attempts for 2I78 completed in 147.002-160.443 s and produced byte-identical PDBQT files.</w:t>
+        <w:t>The project uses versioned Python scripts, CSV tables, configuration files, and deterministic SVG renderers. The verification script checks denominators, outcome classes, pose-table consistency, and SHA-256 manifests. An independent direct DUD-E rerun was byte-identical to the frozen result table. Independent reference-pose campaigns were byte-identical to their frozen pose tables. The full mmCIF rerun agreed for 101/102 targets; DPP4/2I78 differed because a frozen 300-s timeout later completed successfully. Three predeclared follow-up attempts for 2I78 completed in 147.002-160.443 s and produced byte-identical PDBQT files. The non-coordinate derived tables, protocols, and verification scripts are supplied as Online Resource 1.</w:t>
       </w:r>
     </w:p>
     <w:p>

--- a/manuscript/JMM-MANUSCRIPT-SUBMISSION-CANDIDATE.docx
+++ b/manuscript/JMM-MANUSCRIPT-SUBMISSION-CANDIDATE.docx
@@ -1340,7 +1340,7 @@
           <w:rFonts w:ascii="Times New Roman" w:hAnsi="Times New Roman"/>
           <w:sz w:val="20"/>
         </w:rPr>
-        <w:t>Versioned code, derived non-coordinate result tables, protocols, validation artefacts, and deterministic figures are available from the public project repository. The frozen v0.2.0 evidence archive is available at https://doi.org/10.5281/zenodo.21866318. A new persistent archive containing the comparator and manuscript-source version must be created before submission. Original coordinates and local PDBQT/log files are not redistributed; source identifiers, URLs, and checksums are provided to support retrieval and verification.</w:t>
+        <w:t>Versioned code, derived non-coordinate result tables, protocols, validation artefacts, and deterministic figures are available from the public project repository. Supporting non-coordinate derived tables, protocols, and verification scripts are supplied as Online Resource 1. The frozen v0.2.0 evidence archive is available at https://doi.org/10.5281/zenodo.21866318. Original coordinates and local PDBQT/log files are not redistributed; source identifiers, URLs, and checksums are provided to support retrieval and verification.</w:t>
       </w:r>
     </w:p>
     <w:sectPr>
